--- a/CV - IBM.docx
+++ b/CV - IBM.docx
@@ -159,15 +159,7 @@
               <w:t xml:space="preserve"> at IBM</w:t>
             </w:r>
             <w:r>
-              <w:t xml:space="preserve"> driven </w:t>
-            </w:r>
-            <w:proofErr w:type="gramStart"/>
-            <w:r>
-              <w:t>by the use of</w:t>
-            </w:r>
-            <w:proofErr w:type="gramEnd"/>
-            <w:r>
-              <w:t xml:space="preserve"> AI for scientific application</w:t>
+              <w:t xml:space="preserve"> driven by the use of AI for scientific application</w:t>
             </w:r>
             <w:r>
               <w:t>s and the development of ML teams</w:t>
@@ -246,7 +238,19 @@
               <w:rPr>
                 <w:rStyle w:val="SubtleReference"/>
               </w:rPr>
-              <w:t xml:space="preserve"> Client innovation center</w:t>
+              <w:t xml:space="preserve"> </w:t>
+            </w:r>
+            <w:r>
+              <w:rPr>
+                <w:rStyle w:val="SubtleReference"/>
+              </w:rPr>
+              <w:t>Future Now</w:t>
+            </w:r>
+            <w:r>
+              <w:rPr>
+                <w:rStyle w:val="SubtleReference"/>
+              </w:rPr>
+              <w:t xml:space="preserve"> center</w:t>
             </w:r>
           </w:p>
           <w:p>
@@ -254,15 +258,13 @@
               <w:jc w:val="both"/>
             </w:pPr>
             <w:r>
-              <w:t xml:space="preserve">As the leader of the Paris Skill Center, I have the responsibility to grow the team of </w:t>
-            </w:r>
-            <w:proofErr w:type="spellStart"/>
-            <w:r>
-              <w:t>IBMers</w:t>
-            </w:r>
-            <w:proofErr w:type="spellEnd"/>
-            <w:r>
-              <w:t xml:space="preserve">, </w:t>
+              <w:t xml:space="preserve">As </w:t>
+            </w:r>
+            <w:r>
+              <w:t>a senior Managing at</w:t>
+            </w:r>
+            <w:r>
+              <w:t xml:space="preserve"> the Paris Skill Center, I have the responsibility to grow the team of IBMers, </w:t>
             </w:r>
             <w:r>
               <w:t>for</w:t>
@@ -299,15 +301,7 @@
               <w:t>up-like</w:t>
             </w:r>
             <w:r>
-              <w:t xml:space="preserve"> team </w:t>
-            </w:r>
-            <w:proofErr w:type="gramStart"/>
-            <w:r>
-              <w:t>within</w:t>
-            </w:r>
-            <w:proofErr w:type="gramEnd"/>
-            <w:r>
-              <w:t xml:space="preserve"> IBM Consulting</w:t>
+              <w:t xml:space="preserve"> team within IBM Consulting</w:t>
             </w:r>
             <w:r>
               <w:t xml:space="preserve"> with high</w:t>
@@ -316,23 +310,7 @@
               <w:t xml:space="preserve"> ownership</w:t>
             </w:r>
             <w:r>
-              <w:t xml:space="preserve">. My main project is to train </w:t>
-            </w:r>
-            <w:proofErr w:type="gramStart"/>
-            <w:r>
-              <w:t>a</w:t>
-            </w:r>
-            <w:proofErr w:type="gramEnd"/>
-            <w:r>
-              <w:t xml:space="preserve"> LLM-like model for chemical formulation for </w:t>
-            </w:r>
-            <w:proofErr w:type="spellStart"/>
-            <w:r>
-              <w:t>l’Oréal</w:t>
-            </w:r>
-            <w:proofErr w:type="spellEnd"/>
-            <w:r>
-              <w:t xml:space="preserve">. </w:t>
+              <w:t xml:space="preserve">. My main project is to train a LLM-like model for chemical formulation for l’Oréal. </w:t>
             </w:r>
           </w:p>
           <w:p>
@@ -397,15 +375,7 @@
               <w:t>developing</w:t>
             </w:r>
             <w:r>
-              <w:t xml:space="preserve"> internal research projects in partnership with the BOPA chair of APHP (liver steatosis prediction) and the University of Luxemburg (building the </w:t>
-            </w:r>
-            <w:proofErr w:type="spellStart"/>
-            <w:r>
-              <w:t>MLFlow</w:t>
-            </w:r>
-            <w:proofErr w:type="spellEnd"/>
-            <w:r>
-              <w:t xml:space="preserve"> of adversarial ML). </w:t>
+              <w:t xml:space="preserve"> internal research projects in partnership with the BOPA chair of APHP (liver steatosis prediction) and the University of Luxemburg (building the MLFlow of adversarial ML). </w:t>
             </w:r>
             <w:r>
               <w:t>Some achievements highlights are</w:t>
@@ -426,7 +396,6 @@
             <w:r>
               <w:t xml:space="preserve">Built a </w:t>
             </w:r>
-            <w:proofErr w:type="spellStart"/>
             <w:r>
               <w:rPr>
                 <w:b/>
@@ -434,7 +403,6 @@
               </w:rPr>
               <w:t>MLOps</w:t>
             </w:r>
-            <w:proofErr w:type="spellEnd"/>
             <w:r>
               <w:t xml:space="preserve"> infrastructure for 300+ Quant Researchers/</w:t>
             </w:r>
@@ -458,15 +426,7 @@
               <w:t>Lead AI strategy for Pathé group (Theaters and Film production)</w:t>
             </w:r>
             <w:r>
-              <w:t xml:space="preserve">, reporting to </w:t>
-            </w:r>
-            <w:proofErr w:type="spellStart"/>
-            <w:r>
-              <w:t>CxOs</w:t>
-            </w:r>
-            <w:proofErr w:type="spellEnd"/>
-            <w:r>
-              <w:t xml:space="preserve"> </w:t>
+              <w:t xml:space="preserve">, reporting to CxOs </w:t>
             </w:r>
           </w:p>
           <w:p>
@@ -479,15 +439,7 @@
               <w:jc w:val="both"/>
             </w:pPr>
             <w:r>
-              <w:t xml:space="preserve">Tech </w:t>
-            </w:r>
-            <w:proofErr w:type="gramStart"/>
-            <w:r>
-              <w:t>Lead</w:t>
-            </w:r>
-            <w:proofErr w:type="gramEnd"/>
-            <w:r>
-              <w:t xml:space="preserve"> for a</w:t>
+              <w:t>Tech Lead for a</w:t>
             </w:r>
             <w:r>
               <w:t xml:space="preserve">n </w:t>
@@ -609,15 +561,7 @@
               <w:jc w:val="both"/>
             </w:pPr>
             <w:r>
-              <w:t xml:space="preserve">Within the </w:t>
-            </w:r>
-            <w:proofErr w:type="spellStart"/>
-            <w:r>
-              <w:t>SPaN</w:t>
-            </w:r>
-            <w:proofErr w:type="spellEnd"/>
-            <w:r>
-              <w:t>-AD and the Speech and Feeding Disorders Laboratories, I work</w:t>
+              <w:t>Within the SPaN-AD and the Speech and Feeding Disorders Laboratories, I work</w:t>
             </w:r>
             <w:r>
               <w:t>ed</w:t>
@@ -660,16 +604,7 @@
               <w:jc w:val="both"/>
             </w:pPr>
             <w:r>
-              <w:t>Worked on</w:t>
-            </w:r>
-            <w:r>
-              <w:t xml:space="preserve"> 1 successful grant</w:t>
-            </w:r>
-            <w:r>
-              <w:t xml:space="preserve"> application</w:t>
-            </w:r>
-            <w:r>
-              <w:t xml:space="preserve"> ($250k) and 2 posters.</w:t>
+              <w:t>Worked on 1 successful grant application ($250k) and 2 posters.</w:t>
             </w:r>
           </w:p>
           <w:p>
@@ -1198,14 +1133,7 @@
               <w:rPr>
                 <w:b/>
               </w:rPr>
-              <w:t xml:space="preserve">Google </w:t>
-            </w:r>
-            <w:proofErr w:type="spellStart"/>
-            <w:r>
-              <w:rPr>
-                <w:b/>
-              </w:rPr>
-              <w:t>Hash</w:t>
+              <w:t>Google Hash</w:t>
             </w:r>
             <w:r>
               <w:rPr>
@@ -1219,7 +1147,6 @@
               </w:rPr>
               <w:t>ode</w:t>
             </w:r>
-            <w:proofErr w:type="spellEnd"/>
             <w:r>
               <w:t xml:space="preserve"> Hackathon: top 100 France 2019: score optimization through insertion sorting on a scheduling problem (2019,2020 and 2022 editions)</w:t>
             </w:r>
@@ -1414,15 +1341,7 @@
               <w:jc w:val="both"/>
             </w:pPr>
             <w:r>
-              <w:t xml:space="preserve">Bachelor of Philosophy pursued concurrently with the engineering diploma. Courses include formal logic, philosophy of mind and philosophy of science. </w:t>
-            </w:r>
-            <w:proofErr w:type="gramStart"/>
-            <w:r>
-              <w:t>Graduated</w:t>
-            </w:r>
-            <w:proofErr w:type="gramEnd"/>
-            <w:r>
-              <w:t xml:space="preserve"> with honors.</w:t>
+              <w:t>Bachelor of Philosophy pursued concurrently with the engineering diploma. Courses include formal logic, philosophy of mind and philosophy of science. Graduated with honors.</w:t>
             </w:r>
           </w:p>
           <w:p>
@@ -1576,15 +1495,7 @@
               </w:numPr>
             </w:pPr>
             <w:r>
-              <w:t>Julia (</w:t>
-            </w:r>
-            <w:proofErr w:type="spellStart"/>
-            <w:r>
-              <w:t>Gurobi</w:t>
-            </w:r>
-            <w:proofErr w:type="spellEnd"/>
-            <w:r>
-              <w:t>, CPLEX, GLPK), VBA</w:t>
+              <w:t>Julia (Gurobi, CPLEX, GLPK), VBA</w:t>
             </w:r>
           </w:p>
           <w:p>
@@ -1614,16 +1525,8 @@
               <w:rPr>
                 <w:lang w:val="fr-FR"/>
               </w:rPr>
-              <w:t xml:space="preserve">Git, </w:t>
-            </w:r>
-            <w:proofErr w:type="spellStart"/>
-            <w:r>
-              <w:rPr>
-                <w:lang w:val="fr-FR"/>
-              </w:rPr>
-              <w:t>LaTeX</w:t>
-            </w:r>
-            <w:proofErr w:type="spellEnd"/>
+              <w:t>Git, LaTeX</w:t>
+            </w:r>
             <w:r>
               <w:rPr>
                 <w:lang w:val="fr-FR"/>
@@ -1642,14 +1545,12 @@
               </w:rPr>
               <w:t xml:space="preserve">, </w:t>
             </w:r>
-            <w:proofErr w:type="spellStart"/>
             <w:r>
               <w:rPr>
                 <w:lang w:val="fr-FR"/>
               </w:rPr>
               <w:t>MLOps</w:t>
             </w:r>
-            <w:proofErr w:type="spellEnd"/>
           </w:p>
           <w:p>
             <w:pPr>
@@ -1768,21 +1669,8 @@
         <w:jc w:val="both"/>
       </w:pPr>
       <w:r>
-        <w:t xml:space="preserve">Founded and directed Philosophy club of Ecole des </w:t>
+        <w:t>Founded and directed Philosophy club of Ecole des Ponts ParisTech</w:t>
       </w:r>
-      <w:proofErr w:type="spellStart"/>
-      <w:r>
-        <w:t>Ponts</w:t>
-      </w:r>
-      <w:proofErr w:type="spellEnd"/>
-      <w:r>
-        <w:t xml:space="preserve"> </w:t>
-      </w:r>
-      <w:proofErr w:type="spellStart"/>
-      <w:r>
-        <w:t>ParisTech</w:t>
-      </w:r>
-      <w:proofErr w:type="spellEnd"/>
     </w:p>
     <w:p>
       <w:pPr>
@@ -1806,13 +1694,8 @@
         </w:numPr>
         <w:jc w:val="both"/>
       </w:pPr>
-      <w:proofErr w:type="spellStart"/>
       <w:r>
-        <w:t>Handimanagement</w:t>
-      </w:r>
-      <w:proofErr w:type="spellEnd"/>
-      <w:r>
-        <w:t xml:space="preserve"> certificate</w:t>
+        <w:t>Handimanagement certificate</w:t>
       </w:r>
     </w:p>
     <w:sectPr>
